--- a/HUONG_DAN_QUAY_DEMO_DENSO_D3_moi.docx
+++ b/HUONG_DAN_QUAY_DEMO_DENSO_D3_moi.docx
@@ -1568,7 +1568,7 @@
         <w:t xml:space="preserve">Điều kiện trước: </w:t>
       </w:r>
       <w:r>
-        <w:t>Đang đăng nhập demo-admin → đăng xuất và đăng nhập demo-recorder.</w:t>
+        <w:t>Đang đăng nhập demo-admin → đăng xuất và đăng nhập demo-recorder. Phải đang ở chế độ “Mô phỏng” (nút trên header) trước khi nhập — bản ghi sẽ được gắn cờ mô phỏng theo chế độ này.</w:t>
       </w:r>
     </w:p>
     <w:p>
@@ -1728,7 +1728,7 @@
         <w:t xml:space="preserve">Điều kiện trước: </w:t>
       </w:r>
       <w:r>
-        <w:t>Đã ghi nhận trạng thái dừng ở Bước 2.</w:t>
+        <w:t>Đã ghi nhận trạng thái dừng ở Bước 2. Đang ở chế độ “Mô phỏng” (nút trên header) để sự cố được gắn cờ mô phỏng.</w:t>
       </w:r>
     </w:p>
     <w:p>
@@ -2288,7 +2288,7 @@
         <w:t xml:space="preserve">Điều kiện trước: </w:t>
       </w:r>
       <w:r>
-        <w:t>Đã xử lý xong công việc; đăng nhập demo-coordinator.</w:t>
+        <w:t>Đã xử lý xong công việc. Nút “Xác nhận khôi phục” và “Đóng hồ sơ” chỉ hiện khi đăng nhập bằng tài khoản điều phối (hoặc admin).</w:t>
       </w:r>
     </w:p>
     <w:p>
@@ -2315,7 +2315,7 @@
         <w:pStyle w:val="ListNumber"/>
       </w:pPr>
       <w:r>
-        <w:t>Mở hồ sơ INC-DEMO-01.</w:t>
+        <w:t>Đăng xuất demo-handler, đăng nhập demo-coordinator.</w:t>
       </w:r>
     </w:p>
     <w:p>
@@ -2323,7 +2323,7 @@
         <w:pStyle w:val="ListNumber"/>
       </w:pPr>
       <w:r>
-        <w:t>Bấm “Xác nhận khôi phục”.</w:t>
+        <w:t>Mở hồ sơ INC-DEMO-01.</w:t>
       </w:r>
     </w:p>
     <w:p>
@@ -2331,7 +2331,7 @@
         <w:pStyle w:val="ListNumber"/>
       </w:pPr>
       <w:r>
-        <w:t>Thời điểm khôi phục: nhập 2026-10-06 10:12.</w:t>
+        <w:t>Bấm “Xác nhận khôi phục”.</w:t>
       </w:r>
     </w:p>
     <w:p>
@@ -2339,7 +2339,7 @@
         <w:pStyle w:val="ListNumber"/>
       </w:pPr>
       <w:r>
-        <w:t>Ghi chú: “Máy chạy lại sau khi bảo trì kiểm tra.”</w:t>
+        <w:t>Thời điểm khôi phục: nhập 2026-10-06 10:12.</w:t>
       </w:r>
     </w:p>
     <w:p>
@@ -2347,6 +2347,14 @@
         <w:pStyle w:val="ListNumber"/>
       </w:pPr>
       <w:r>
+        <w:t>Ghi chú: “Máy chạy lại sau khi bảo trì kiểm tra.”</w:t>
+      </w:r>
+    </w:p>
+    <w:p>
+      <w:pPr>
+        <w:pStyle w:val="ListNumber"/>
+      </w:pPr>
+      <w:r>
         <w:t>Bấm “Lưu”.</w:t>
       </w:r>
     </w:p>
@@ -2358,7 +2366,7 @@
         <w:t xml:space="preserve">Kết quả mong đợi: </w:t>
       </w:r>
       <w:r>
-        <w:t>Hồ sơ chuyển trạng thái xử lý, có người và thời điểm khôi phục.</w:t>
+        <w:t>Hồ sơ chuyển trạng thái “Đang xử lý”, hiện dòng “Khôi phục lúc 06/10/2026 10:12” và “Người xác nhận khôi phục: demo-coordinator”; thẻ “Dòng thời gian” có dòng “Xác nhận khôi phục” kèm ghi chú.</w:t>
       </w:r>
     </w:p>
     <w:p>
@@ -2369,7 +2377,7 @@
         <w:t xml:space="preserve">Dấu hiệu thành công: </w:t>
       </w:r>
       <w:r>
-        <w:t>Toast “Đã xác nhận khôi phục.” và hồ sơ hiện thông tin khôi phục.</w:t>
+        <w:t>Toast “Đã xác nhận khôi phục.”; hồ sơ hiện thời điểm và người khôi phục; trạng thái “Đang xử lý”.</w:t>
       </w:r>
     </w:p>
     <w:p>
@@ -2402,7 +2410,7 @@
         <w:t xml:space="preserve">Nếu chưa đúng: </w:t>
       </w:r>
       <w:r>
-        <w:t>Nếu báo lỗi thời gian: kiểm tra thời điểm khôi phục phải sau 10:00.</w:t>
+        <w:t>Không thấy nút “Xác nhận khôi phục”: kiểm tra đang đăng nhập demo-coordinator (hoặc demo-admin). Báo lỗi thời gian: thời điểm khôi phục phải sau 10:00 cùng ngày (ví dụ 10:12).</w:t>
       </w:r>
     </w:p>
     <w:p>
@@ -2622,7 +2630,7 @@
         <w:t xml:space="preserve">Kết quả mong đợi: </w:t>
       </w:r>
       <w:r>
-        <w:t>Hồ sơ về “Đã giải quyết”, có người đóng và thời điểm đóng.</w:t>
+        <w:t>Hồ sơ về “Đã giải quyết”, hiện người đóng, thời điểm đóng và tóm tắt kết quả xử lý; hai nút “Xác nhận khôi phục” và “Đóng hồ sơ” biến mất, thay bằng dòng “Hồ sơ đã đóng”.</w:t>
       </w:r>
     </w:p>
     <w:p>
@@ -2633,7 +2641,7 @@
         <w:t xml:space="preserve">Dấu hiệu thành công: </w:t>
       </w:r>
       <w:r>
-        <w:t>Hồ sơ hiện trạng thái “Đã giải quyết”.</w:t>
+        <w:t>Hồ sơ hiện trạng thái “Đã giải quyết”, người đóng demo-coordinator, thời điểm đóng và dòng “Hồ sơ đã đóng”.</w:t>
       </w:r>
     </w:p>
     <w:p>
@@ -4529,7 +4537,7 @@
         <w:pStyle w:val="ListBullet"/>
       </w:pPr>
       <w:r>
-        <w:t>Form “Tạo sự cố” yêu cầu “ID đối tượng” là số kỹ thuật (máy M10 = 1). Nên đổi thành ô chọn máy/lô theo tên để tránh nhập ID. (Tài liệu này đã ghi giá trị 1 và có Phụ lục I để xác minh.)</w:t>
+        <w:t>Form “Tạo sự cố” hiện vẫn yêu cầu “ID đối tượng” là số kỹ thuật (máy M10 = 1) — chưa đổi thành ô chọn theo tên. (Tài liệu này đã ghi giá trị 1 và có Phụ lục I để xác minh.)</w:t>
       </w:r>
     </w:p>
     <w:p>
@@ -4537,7 +4545,7 @@
         <w:pStyle w:val="ListBullet"/>
       </w:pPr>
       <w:r>
-        <w:t>Chưa kiểm chứng trực tiếp bằng trình duyệt ở thời điểm soạn tài liệu: các bước trên được đối chiếu theo mã nguồn và dữ liệu seed; nên chạy thử một lượt trước khi quay chính thức.</w:t>
+        <w:t>Đã kiểm chứng bằng API: Bước 0–10. Cần chạy thử một lượt trên trình duyệt trước khi quay chính thức.</w:t>
       </w:r>
     </w:p>
     <w:sectPr>

--- a/HUONG_DAN_QUAY_DEMO_DENSO_D3_moi.docx
+++ b/HUONG_DAN_QUAY_DEMO_DENSO_D3_moi.docx
@@ -2538,7 +2538,7 @@
         <w:t xml:space="preserve">Nếu chưa đúng: </w:t>
       </w:r>
       <w:r>
-        <w:t>Nếu lịch sử không còn run cũ: kiểm tra đã lọc đúng sự cố.</w:t>
+        <w:t>Nếu không thấy run 180 cũ: run mới (144) hiện ở trên, run cũ (180) ở dưới; kéo xuống mục “Lịch sử phân tích” hoặc bấm “Xem” từng run để đối chiếu.</w:t>
       </w:r>
     </w:p>
     <w:p>
@@ -2802,7 +2802,7 @@
         <w:t xml:space="preserve">Nếu chưa đúng: </w:t>
       </w:r>
       <w:r>
-        <w:t>Nếu run cũ hiện cảnh báo thiếu snapshot: chỉ giới thiệu các run mới (có snapshot).</w:t>
+        <w:t>Nếu không tìm được run 180: nhìn nhãn trong mục “Lịch sử phân tích” (mỗi dòng ghi số pcs và số phút) rồi bấm “Xem” để mở lại đúng run.</w:t>
       </w:r>
     </w:p>
     <w:p>
